--- a/docs/SIMF-BRD-001-Business-Requirements-Document-EN-v2.0.docx
+++ b/docs/SIMF-BRD-001-Business-Requirements-Document-EN-v2.0.docx
@@ -11,7 +11,7 @@
           <w:noProof/>
         </w:rPr>
         <w:drawing>
-          <wp:inline distT="0" distB="0" distL="0" distR="0" wp14:anchorId="7F9A9428" wp14:editId="6832B5EB">
+          <wp:inline distT="0" distB="0" distL="0" distR="0" wp14:anchorId="29B2A2DB" wp14:editId="451E719E">
             <wp:extent cx="2587752" cy="944734"/>
             <wp:effectExtent l="0" t="0" r="0" b="0"/>
             <wp:docPr id="1" name="Picture 1"/>
@@ -1518,7 +1518,7 @@
       <w:r>
         <w:fldChar w:fldCharType="separate"/>
       </w:r>
-      <w:hyperlink w:anchor="_Toc239445939" w:history="1">
+      <w:hyperlink w:anchor="_Toc239446358" w:history="1">
         <w:r>
           <w:rPr>
             <w:rStyle w:val="Hyperlink"/>
@@ -1545,7 +1545,7 @@
             <w:noProof/>
             <w:webHidden/>
           </w:rPr>
-          <w:instrText xml:space="preserve"> PAGEREF _Toc239445939 \h </w:instrText>
+          <w:instrText xml:space="preserve"> PAGEREF _Toc239446358 \h </w:instrText>
         </w:r>
         <w:r>
           <w:rPr>
@@ -1590,7 +1590,7 @@
           <w14:ligatures w14:val="standardContextual"/>
         </w:rPr>
       </w:pPr>
-      <w:hyperlink w:anchor="_Toc239445940" w:history="1">
+      <w:hyperlink w:anchor="_Toc239446359" w:history="1">
         <w:r>
           <w:rPr>
             <w:rStyle w:val="Hyperlink"/>
@@ -1617,7 +1617,7 @@
             <w:noProof/>
             <w:webHidden/>
           </w:rPr>
-          <w:instrText xml:space="preserve"> PAGEREF _Toc239445940 \h </w:instrText>
+          <w:instrText xml:space="preserve"> PAGEREF _Toc239446359 \h </w:instrText>
         </w:r>
         <w:r>
           <w:rPr>
@@ -1662,7 +1662,7 @@
           <w14:ligatures w14:val="standardContextual"/>
         </w:rPr>
       </w:pPr>
-      <w:hyperlink w:anchor="_Toc239445941" w:history="1">
+      <w:hyperlink w:anchor="_Toc239446360" w:history="1">
         <w:r>
           <w:rPr>
             <w:rStyle w:val="Hyperlink"/>
@@ -1689,7 +1689,7 @@
             <w:noProof/>
             <w:webHidden/>
           </w:rPr>
-          <w:instrText xml:space="preserve"> PAGEREF _Toc239445941 \h </w:instrText>
+          <w:instrText xml:space="preserve"> PAGEREF _Toc239446360 \h </w:instrText>
         </w:r>
         <w:r>
           <w:rPr>
@@ -1734,7 +1734,7 @@
           <w14:ligatures w14:val="standardContextual"/>
         </w:rPr>
       </w:pPr>
-      <w:hyperlink w:anchor="_Toc239445942" w:history="1">
+      <w:hyperlink w:anchor="_Toc239446361" w:history="1">
         <w:r>
           <w:rPr>
             <w:rStyle w:val="Hyperlink"/>
@@ -1761,7 +1761,7 @@
             <w:noProof/>
             <w:webHidden/>
           </w:rPr>
-          <w:instrText xml:space="preserve"> PAGEREF _Toc239445942 \h </w:instrText>
+          <w:instrText xml:space="preserve"> PAGEREF _Toc239446361 \h </w:instrText>
         </w:r>
         <w:r>
           <w:rPr>
@@ -1806,7 +1806,7 @@
           <w14:ligatures w14:val="standardContextual"/>
         </w:rPr>
       </w:pPr>
-      <w:hyperlink w:anchor="_Toc239445943" w:history="1">
+      <w:hyperlink w:anchor="_Toc239446362" w:history="1">
         <w:r>
           <w:rPr>
             <w:rStyle w:val="Hyperlink"/>
@@ -1833,7 +1833,7 @@
             <w:noProof/>
             <w:webHidden/>
           </w:rPr>
-          <w:instrText xml:space="preserve"> PAGEREF _Toc239445943 \h </w:instrText>
+          <w:instrText xml:space="preserve"> PAGEREF _Toc239446362 \h </w:instrText>
         </w:r>
         <w:r>
           <w:rPr>
@@ -1878,7 +1878,7 @@
           <w14:ligatures w14:val="standardContextual"/>
         </w:rPr>
       </w:pPr>
-      <w:hyperlink w:anchor="_Toc239445944" w:history="1">
+      <w:hyperlink w:anchor="_Toc239446363" w:history="1">
         <w:r>
           <w:rPr>
             <w:rStyle w:val="Hyperlink"/>
@@ -1905,7 +1905,7 @@
             <w:noProof/>
             <w:webHidden/>
           </w:rPr>
-          <w:instrText xml:space="preserve"> PAGEREF _Toc239445944 \h </w:instrText>
+          <w:instrText xml:space="preserve"> PAGEREF _Toc239446363 \h </w:instrText>
         </w:r>
         <w:r>
           <w:rPr>
@@ -1950,7 +1950,7 @@
           <w14:ligatures w14:val="standardContextual"/>
         </w:rPr>
       </w:pPr>
-      <w:hyperlink w:anchor="_Toc239445945" w:history="1">
+      <w:hyperlink w:anchor="_Toc239446364" w:history="1">
         <w:r>
           <w:rPr>
             <w:rStyle w:val="Hyperlink"/>
@@ -1977,7 +1977,7 @@
             <w:noProof/>
             <w:webHidden/>
           </w:rPr>
-          <w:instrText xml:space="preserve"> PAGEREF _Toc239445945 \h </w:instrText>
+          <w:instrText xml:space="preserve"> PAGEREF _Toc239446364 \h </w:instrText>
         </w:r>
         <w:r>
           <w:rPr>
@@ -2022,7 +2022,7 @@
           <w14:ligatures w14:val="standardContextual"/>
         </w:rPr>
       </w:pPr>
-      <w:hyperlink w:anchor="_Toc239445946" w:history="1">
+      <w:hyperlink w:anchor="_Toc239446365" w:history="1">
         <w:r>
           <w:rPr>
             <w:rStyle w:val="Hyperlink"/>
@@ -2049,7 +2049,7 @@
             <w:noProof/>
             <w:webHidden/>
           </w:rPr>
-          <w:instrText xml:space="preserve"> PAGEREF _Toc239445946 \h </w:instrText>
+          <w:instrText xml:space="preserve"> PAGEREF _Toc239446365 \h </w:instrText>
         </w:r>
         <w:r>
           <w:rPr>
@@ -2094,7 +2094,7 @@
           <w14:ligatures w14:val="standardContextual"/>
         </w:rPr>
       </w:pPr>
-      <w:hyperlink w:anchor="_Toc239445947" w:history="1">
+      <w:hyperlink w:anchor="_Toc239446366" w:history="1">
         <w:r>
           <w:rPr>
             <w:rStyle w:val="Hyperlink"/>
@@ -2121,7 +2121,7 @@
             <w:noProof/>
             <w:webHidden/>
           </w:rPr>
-          <w:instrText xml:space="preserve"> PAGEREF _Toc239445947 \h </w:instrText>
+          <w:instrText xml:space="preserve"> PAGEREF _Toc239446366 \h </w:instrText>
         </w:r>
         <w:r>
           <w:rPr>
@@ -2166,7 +2166,7 @@
           <w14:ligatures w14:val="standardContextual"/>
         </w:rPr>
       </w:pPr>
-      <w:hyperlink w:anchor="_Toc239445948" w:history="1">
+      <w:hyperlink w:anchor="_Toc239446367" w:history="1">
         <w:r>
           <w:rPr>
             <w:rStyle w:val="Hyperlink"/>
@@ -2193,7 +2193,7 @@
             <w:noProof/>
             <w:webHidden/>
           </w:rPr>
-          <w:instrText xml:space="preserve"> PAGEREF _Toc239445948 \h </w:instrText>
+          <w:instrText xml:space="preserve"> PAGEREF _Toc239446367 \h </w:instrText>
         </w:r>
         <w:r>
           <w:rPr>
@@ -2238,7 +2238,7 @@
           <w14:ligatures w14:val="standardContextual"/>
         </w:rPr>
       </w:pPr>
-      <w:hyperlink w:anchor="_Toc239445949" w:history="1">
+      <w:hyperlink w:anchor="_Toc239446368" w:history="1">
         <w:r>
           <w:rPr>
             <w:rStyle w:val="Hyperlink"/>
@@ -2265,7 +2265,7 @@
             <w:noProof/>
             <w:webHidden/>
           </w:rPr>
-          <w:instrText xml:space="preserve"> PAGEREF _Toc239445949 \h </w:instrText>
+          <w:instrText xml:space="preserve"> PAGEREF _Toc239446368 \h </w:instrText>
         </w:r>
         <w:r>
           <w:rPr>
@@ -2310,7 +2310,7 @@
           <w14:ligatures w14:val="standardContextual"/>
         </w:rPr>
       </w:pPr>
-      <w:hyperlink w:anchor="_Toc239445950" w:history="1">
+      <w:hyperlink w:anchor="_Toc239446369" w:history="1">
         <w:r>
           <w:rPr>
             <w:rStyle w:val="Hyperlink"/>
@@ -2337,7 +2337,7 @@
             <w:noProof/>
             <w:webHidden/>
           </w:rPr>
-          <w:instrText xml:space="preserve"> PAGEREF _Toc239445950 \h </w:instrText>
+          <w:instrText xml:space="preserve"> PAGEREF _Toc239446369 \h </w:instrText>
         </w:r>
         <w:r>
           <w:rPr>
@@ -2382,7 +2382,7 @@
           <w14:ligatures w14:val="standardContextual"/>
         </w:rPr>
       </w:pPr>
-      <w:hyperlink w:anchor="_Toc239445951" w:history="1">
+      <w:hyperlink w:anchor="_Toc239446370" w:history="1">
         <w:r>
           <w:rPr>
             <w:rStyle w:val="Hyperlink"/>
@@ -2409,7 +2409,7 @@
             <w:noProof/>
             <w:webHidden/>
           </w:rPr>
-          <w:instrText xml:space="preserve"> PAGEREF _Toc239445951 \h </w:instrText>
+          <w:instrText xml:space="preserve"> PAGEREF _Toc239446370 \h </w:instrText>
         </w:r>
         <w:r>
           <w:rPr>
@@ -2454,7 +2454,7 @@
           <w14:ligatures w14:val="standardContextual"/>
         </w:rPr>
       </w:pPr>
-      <w:hyperlink w:anchor="_Toc239445952" w:history="1">
+      <w:hyperlink w:anchor="_Toc239446371" w:history="1">
         <w:r>
           <w:rPr>
             <w:rStyle w:val="Hyperlink"/>
@@ -2481,7 +2481,7 @@
             <w:noProof/>
             <w:webHidden/>
           </w:rPr>
-          <w:instrText xml:space="preserve"> PAGEREF _Toc239445952 \h </w:instrText>
+          <w:instrText xml:space="preserve"> PAGEREF _Toc239446371 \h </w:instrText>
         </w:r>
         <w:r>
           <w:rPr>
@@ -2526,7 +2526,7 @@
           <w14:ligatures w14:val="standardContextual"/>
         </w:rPr>
       </w:pPr>
-      <w:hyperlink w:anchor="_Toc239445953" w:history="1">
+      <w:hyperlink w:anchor="_Toc239446372" w:history="1">
         <w:r>
           <w:rPr>
             <w:rStyle w:val="Hyperlink"/>
@@ -2553,7 +2553,7 @@
             <w:noProof/>
             <w:webHidden/>
           </w:rPr>
-          <w:instrText xml:space="preserve"> PAGEREF _Toc239445953 \h </w:instrText>
+          <w:instrText xml:space="preserve"> PAGEREF _Toc239446372 \h </w:instrText>
         </w:r>
         <w:r>
           <w:rPr>
@@ -2598,7 +2598,7 @@
           <w14:ligatures w14:val="standardContextual"/>
         </w:rPr>
       </w:pPr>
-      <w:hyperlink w:anchor="_Toc239445954" w:history="1">
+      <w:hyperlink w:anchor="_Toc239446373" w:history="1">
         <w:r>
           <w:rPr>
             <w:rStyle w:val="Hyperlink"/>
@@ -2625,7 +2625,7 @@
             <w:noProof/>
             <w:webHidden/>
           </w:rPr>
-          <w:instrText xml:space="preserve"> PAGEREF _Toc239445954 \h </w:instrText>
+          <w:instrText xml:space="preserve"> PAGEREF _Toc239446373 \h </w:instrText>
         </w:r>
         <w:r>
           <w:rPr>
@@ -2670,7 +2670,7 @@
           <w14:ligatures w14:val="standardContextual"/>
         </w:rPr>
       </w:pPr>
-      <w:hyperlink w:anchor="_Toc239445955" w:history="1">
+      <w:hyperlink w:anchor="_Toc239446374" w:history="1">
         <w:r>
           <w:rPr>
             <w:rStyle w:val="Hyperlink"/>
@@ -2697,7 +2697,7 @@
             <w:noProof/>
             <w:webHidden/>
           </w:rPr>
-          <w:instrText xml:space="preserve"> PAGEREF _Toc239445955 \h </w:instrText>
+          <w:instrText xml:space="preserve"> PAGEREF _Toc239446374 \h </w:instrText>
         </w:r>
         <w:r>
           <w:rPr>
@@ -2742,7 +2742,7 @@
           <w14:ligatures w14:val="standardContextual"/>
         </w:rPr>
       </w:pPr>
-      <w:hyperlink w:anchor="_Toc239445956" w:history="1">
+      <w:hyperlink w:anchor="_Toc239446375" w:history="1">
         <w:r>
           <w:rPr>
             <w:rStyle w:val="Hyperlink"/>
@@ -2769,7 +2769,7 @@
             <w:noProof/>
             <w:webHidden/>
           </w:rPr>
-          <w:instrText xml:space="preserve"> PAGEREF _Toc239445956 \h </w:instrText>
+          <w:instrText xml:space="preserve"> PAGEREF _Toc239446375 \h </w:instrText>
         </w:r>
         <w:r>
           <w:rPr>
@@ -2814,7 +2814,7 @@
           <w14:ligatures w14:val="standardContextual"/>
         </w:rPr>
       </w:pPr>
-      <w:hyperlink w:anchor="_Toc239445957" w:history="1">
+      <w:hyperlink w:anchor="_Toc239446376" w:history="1">
         <w:r>
           <w:rPr>
             <w:rStyle w:val="Hyperlink"/>
@@ -2841,7 +2841,7 @@
             <w:noProof/>
             <w:webHidden/>
           </w:rPr>
-          <w:instrText xml:space="preserve"> PAGEREF _Toc239445957 \h </w:instrText>
+          <w:instrText xml:space="preserve"> PAGEREF _Toc239446376 \h </w:instrText>
         </w:r>
         <w:r>
           <w:rPr>
@@ -2886,7 +2886,7 @@
           <w14:ligatures w14:val="standardContextual"/>
         </w:rPr>
       </w:pPr>
-      <w:hyperlink w:anchor="_Toc239445958" w:history="1">
+      <w:hyperlink w:anchor="_Toc239446377" w:history="1">
         <w:r>
           <w:rPr>
             <w:rStyle w:val="Hyperlink"/>
@@ -2913,7 +2913,7 @@
             <w:noProof/>
             <w:webHidden/>
           </w:rPr>
-          <w:instrText xml:space="preserve"> PAGEREF _Toc239445958 \h </w:instrText>
+          <w:instrText xml:space="preserve"> PAGEREF _Toc239446377 \h </w:instrText>
         </w:r>
         <w:r>
           <w:rPr>
@@ -2958,7 +2958,7 @@
           <w14:ligatures w14:val="standardContextual"/>
         </w:rPr>
       </w:pPr>
-      <w:hyperlink w:anchor="_Toc239445959" w:history="1">
+      <w:hyperlink w:anchor="_Toc239446378" w:history="1">
         <w:r>
           <w:rPr>
             <w:rStyle w:val="Hyperlink"/>
@@ -2985,7 +2985,7 @@
             <w:noProof/>
             <w:webHidden/>
           </w:rPr>
-          <w:instrText xml:space="preserve"> PAGEREF _Toc239445959 \h </w:instrText>
+          <w:instrText xml:space="preserve"> PAGEREF _Toc239446378 \h </w:instrText>
         </w:r>
         <w:r>
           <w:rPr>
@@ -4004,7 +4004,7 @@
       <w:pPr>
         <w:pStyle w:val="Heading1"/>
       </w:pPr>
-      <w:bookmarkStart w:id="0" w:name="_Toc239445939"/>
+      <w:bookmarkStart w:id="0" w:name="_Toc239446358"/>
       <w:r>
         <w:t>1. Introduction</w:t>
       </w:r>
@@ -4014,7 +4014,7 @@
       <w:pPr>
         <w:pStyle w:val="Heading2"/>
       </w:pPr>
-      <w:bookmarkStart w:id="1" w:name="_Toc239445940"/>
+      <w:bookmarkStart w:id="1" w:name="_Toc239446359"/>
       <w:r>
         <w:t>1.1 Document Purpose</w:t>
       </w:r>
@@ -4048,7 +4048,7 @@
       <w:pPr>
         <w:pStyle w:val="Heading2"/>
       </w:pPr>
-      <w:bookmarkStart w:id="2" w:name="_Toc239445941"/>
+      <w:bookmarkStart w:id="2" w:name="_Toc239446360"/>
       <w:r>
         <w:t>1.2 Roles and Responsibilities</w:t>
       </w:r>
@@ -4286,7 +4286,7 @@
       <w:pPr>
         <w:pStyle w:val="Heading1"/>
       </w:pPr>
-      <w:bookmarkStart w:id="3" w:name="_Toc239445942"/>
+      <w:bookmarkStart w:id="3" w:name="_Toc239446361"/>
       <w:r>
         <w:t>2. Overview</w:t>
       </w:r>
@@ -4296,7 +4296,7 @@
       <w:pPr>
         <w:pStyle w:val="Heading2"/>
       </w:pPr>
-      <w:bookmarkStart w:id="4" w:name="_Toc239445943"/>
+      <w:bookmarkStart w:id="4" w:name="_Toc239446362"/>
       <w:r>
         <w:t>2.1 Problem Description</w:t>
       </w:r>
@@ -4322,7 +4322,7 @@
       <w:pPr>
         <w:pStyle w:val="Heading2"/>
       </w:pPr>
-      <w:bookmarkStart w:id="5" w:name="_Toc239445944"/>
+      <w:bookmarkStart w:id="5" w:name="_Toc239446363"/>
       <w:r>
         <w:t>2.2 Current Situation (As-Is)</w:t>
       </w:r>
@@ -4348,7 +4348,7 @@
       <w:pPr>
         <w:pStyle w:val="Heading2"/>
       </w:pPr>
-      <w:bookmarkStart w:id="6" w:name="_Toc239445945"/>
+      <w:bookmarkStart w:id="6" w:name="_Toc239446364"/>
       <w:r>
         <w:t>2.3 Proposed Solution (To-Be)</w:t>
       </w:r>
@@ -4382,7 +4382,7 @@
       <w:pPr>
         <w:pStyle w:val="Heading3"/>
       </w:pPr>
-      <w:bookmarkStart w:id="7" w:name="_Toc239445946"/>
+      <w:bookmarkStart w:id="7" w:name="_Toc239446365"/>
       <w:r>
         <w:t>2.3.1 Objectives and Key Benefits</w:t>
       </w:r>
@@ -4492,7 +4492,7 @@
       <w:pPr>
         <w:pStyle w:val="Heading3"/>
       </w:pPr>
-      <w:bookmarkStart w:id="8" w:name="_Toc239445947"/>
+      <w:bookmarkStart w:id="8" w:name="_Toc239446366"/>
       <w:r>
         <w:t>2.3.2 Scope</w:t>
       </w:r>
@@ -4612,7 +4612,7 @@
       <w:pPr>
         <w:pStyle w:val="Heading3"/>
       </w:pPr>
-      <w:bookmarkStart w:id="9" w:name="_Toc239445948"/>
+      <w:bookmarkStart w:id="9" w:name="_Toc239446367"/>
       <w:r>
         <w:t>2.3.3 Out of Scope</w:t>
       </w:r>
@@ -4711,7 +4711,7 @@
       <w:pPr>
         <w:pStyle w:val="Heading1"/>
       </w:pPr>
-      <w:bookmarkStart w:id="10" w:name="_Toc239445949"/>
+      <w:bookmarkStart w:id="10" w:name="_Toc239446368"/>
       <w:r>
         <w:t>3. Business Process</w:t>
       </w:r>
@@ -4812,7 +4812,7 @@
         </w:rPr>
         <w:lastRenderedPageBreak/>
         <w:drawing>
-          <wp:inline distT="0" distB="0" distL="0" distR="0" wp14:anchorId="7C79EE14" wp14:editId="6CAF832D">
+          <wp:inline distT="0" distB="0" distL="0" distR="0" wp14:anchorId="3BF98DDE" wp14:editId="6FC464D2">
             <wp:extent cx="6120130" cy="5238416"/>
             <wp:effectExtent l="0" t="0" r="0" b="0"/>
             <wp:docPr id="2" name="Picture 2"/>
@@ -4870,7 +4870,7 @@
         </w:rPr>
         <w:lastRenderedPageBreak/>
         <w:drawing>
-          <wp:inline distT="0" distB="0" distL="0" distR="0" wp14:anchorId="244856C0" wp14:editId="0634D1E7">
+          <wp:inline distT="0" distB="0" distL="0" distR="0" wp14:anchorId="5C5CD110" wp14:editId="6FCD278E">
             <wp:extent cx="6120130" cy="5808937"/>
             <wp:effectExtent l="0" t="0" r="0" b="0"/>
             <wp:docPr id="3" name="Picture 3"/>
@@ -4928,7 +4928,7 @@
         </w:rPr>
         <w:lastRenderedPageBreak/>
         <w:drawing>
-          <wp:inline distT="0" distB="0" distL="0" distR="0" wp14:anchorId="33654FB4" wp14:editId="50AF7C7D">
+          <wp:inline distT="0" distB="0" distL="0" distR="0" wp14:anchorId="2C735D23" wp14:editId="60C8C694">
             <wp:extent cx="6120130" cy="5497744"/>
             <wp:effectExtent l="0" t="0" r="0" b="0"/>
             <wp:docPr id="4" name="Picture 4"/>
@@ -4980,7 +4980,7 @@
       <w:pPr>
         <w:pStyle w:val="Heading1"/>
       </w:pPr>
-      <w:bookmarkStart w:id="11" w:name="_Toc239445950"/>
+      <w:bookmarkStart w:id="11" w:name="_Toc239446369"/>
       <w:r>
         <w:t>4. System Roles</w:t>
       </w:r>
@@ -5385,7 +5385,7 @@
       <w:pPr>
         <w:pStyle w:val="Heading1"/>
       </w:pPr>
-      <w:bookmarkStart w:id="12" w:name="_Toc239445951"/>
+      <w:bookmarkStart w:id="12" w:name="_Toc239446370"/>
       <w:r>
         <w:lastRenderedPageBreak/>
         <w:t>5. System Requirements</w:t>
@@ -5410,7 +5410,7 @@
       <w:pPr>
         <w:pStyle w:val="Heading2"/>
       </w:pPr>
-      <w:bookmarkStart w:id="13" w:name="_Toc239445952"/>
+      <w:bookmarkStart w:id="13" w:name="_Toc239446371"/>
       <w:r>
         <w:t>5.1 Business Rules</w:t>
       </w:r>
@@ -5856,7 +5856,7 @@
       <w:pPr>
         <w:pStyle w:val="Heading2"/>
       </w:pPr>
-      <w:bookmarkStart w:id="14" w:name="_Toc239445953"/>
+      <w:bookmarkStart w:id="14" w:name="_Toc239446372"/>
       <w:r>
         <w:t>5.2 User Requirements</w:t>
       </w:r>
@@ -10870,7 +10870,7 @@
       <w:pPr>
         <w:pStyle w:val="Heading2"/>
       </w:pPr>
-      <w:bookmarkStart w:id="15" w:name="_Toc239445954"/>
+      <w:bookmarkStart w:id="15" w:name="_Toc239446373"/>
       <w:r>
         <w:t>5.3 Operational Requirements</w:t>
       </w:r>
@@ -11372,7 +11372,7 @@
       <w:pPr>
         <w:pStyle w:val="Heading2"/>
       </w:pPr>
-      <w:bookmarkStart w:id="16" w:name="_Toc239445955"/>
+      <w:bookmarkStart w:id="16" w:name="_Toc239446374"/>
       <w:r>
         <w:t>5.4 Non-Functional Requirements</w:t>
       </w:r>
@@ -11776,7 +11776,7 @@
       <w:pPr>
         <w:pStyle w:val="Heading2"/>
       </w:pPr>
-      <w:bookmarkStart w:id="17" w:name="_Toc239445956"/>
+      <w:bookmarkStart w:id="17" w:name="_Toc239446375"/>
       <w:r>
         <w:t>5.5 Constraints</w:t>
       </w:r>
@@ -11885,7 +11885,7 @@
       <w:pPr>
         <w:pStyle w:val="Heading2"/>
       </w:pPr>
-      <w:bookmarkStart w:id="18" w:name="_Toc239445957"/>
+      <w:bookmarkStart w:id="18" w:name="_Toc239446376"/>
       <w:r>
         <w:t>5.6 Assumptions</w:t>
       </w:r>
@@ -11928,7 +11928,7 @@
       <w:pPr>
         <w:pStyle w:val="Heading2"/>
       </w:pPr>
-      <w:bookmarkStart w:id="19" w:name="_Toc239445958"/>
+      <w:bookmarkStart w:id="19" w:name="_Toc239446377"/>
       <w:r>
         <w:t>5.7 Open Items</w:t>
       </w:r>
@@ -12169,7 +12169,7 @@
       <w:pPr>
         <w:pStyle w:val="Heading1"/>
       </w:pPr>
-      <w:bookmarkStart w:id="20" w:name="_Toc239445959"/>
+      <w:bookmarkStart w:id="20" w:name="_Toc239446378"/>
       <w:r>
         <w:lastRenderedPageBreak/>
         <w:t>6. Attachments</w:t>

--- a/docs/SIMF-BRD-001-Business-Requirements-Document-EN-v2.0.docx
+++ b/docs/SIMF-BRD-001-Business-Requirements-Document-EN-v2.0.docx
@@ -552,13 +552,7 @@
               <w:rPr>
                 <w:sz w:val="18"/>
               </w:rPr>
-              <w:t>Technology-team review answered. The AI model is named as GPT OSS 120B, hosted by SITE on site. Sign language is withdrawn and live translation is corrected to post-session, because the YouTube caption API serves English only for live streaming. The registration photograph is corrected: FR-207 called it an optional field, while the system requires a face photograph from a male audience registrant, captures it through a guided live capture and verifies on the server that it contains a human face. The job tit</w:t>
-            </w:r>
-            <w:r>
-              <w:rPr>
-                <w:sz w:val="18"/>
-              </w:rPr>
-              <w:t>le moves to FR-202 and the identity image is stated as required in FR-205. No identifier changes and the requirement count is unchanged.</w:t>
+              <w:t>Technology-team review answered. The AI model is named as GPT OSS 120B, hosted by SITE on site. Sign language is withdrawn and live translation is corrected to post-session, because the YouTube caption API serves English only for live streaming. The registration photograph is corrected: FR-207 called it an optional field, while the system requires a face photograph from a male audience registrant, captures it through a guided live capture and verifies on the server that it contains a human face. The job title moves to FR-202 and the identity image is stated as required in FR-205. No identifier changes and the requirement count is unchanged.</w:t>
             </w:r>
           </w:p>
         </w:tc>
@@ -1518,7 +1512,7 @@
       <w:r>
         <w:fldChar w:fldCharType="separate"/>
       </w:r>
-      <w:hyperlink w:anchor="_Toc239446358" w:history="1">
+      <w:hyperlink w:anchor="_Toc239453115" w:history="1">
         <w:r>
           <w:rPr>
             <w:rStyle w:val="Hyperlink"/>
@@ -1545,7 +1539,7 @@
             <w:noProof/>
             <w:webHidden/>
           </w:rPr>
-          <w:instrText xml:space="preserve"> PAGEREF _Toc239446358 \h </w:instrText>
+          <w:instrText xml:space="preserve"> PAGEREF _Toc239453115 \h </w:instrText>
         </w:r>
         <w:r>
           <w:rPr>
@@ -1590,7 +1584,7 @@
           <w14:ligatures w14:val="standardContextual"/>
         </w:rPr>
       </w:pPr>
-      <w:hyperlink w:anchor="_Toc239446359" w:history="1">
+      <w:hyperlink w:anchor="_Toc239453116" w:history="1">
         <w:r>
           <w:rPr>
             <w:rStyle w:val="Hyperlink"/>
@@ -1617,7 +1611,7 @@
             <w:noProof/>
             <w:webHidden/>
           </w:rPr>
-          <w:instrText xml:space="preserve"> PAGEREF _Toc239446359 \h </w:instrText>
+          <w:instrText xml:space="preserve"> PAGEREF _Toc239453116 \h </w:instrText>
         </w:r>
         <w:r>
           <w:rPr>
@@ -1662,7 +1656,7 @@
           <w14:ligatures w14:val="standardContextual"/>
         </w:rPr>
       </w:pPr>
-      <w:hyperlink w:anchor="_Toc239446360" w:history="1">
+      <w:hyperlink w:anchor="_Toc239453117" w:history="1">
         <w:r>
           <w:rPr>
             <w:rStyle w:val="Hyperlink"/>
@@ -1689,7 +1683,7 @@
             <w:noProof/>
             <w:webHidden/>
           </w:rPr>
-          <w:instrText xml:space="preserve"> PAGEREF _Toc239446360 \h </w:instrText>
+          <w:instrText xml:space="preserve"> PAGEREF _Toc239453117 \h </w:instrText>
         </w:r>
         <w:r>
           <w:rPr>
@@ -1734,7 +1728,7 @@
           <w14:ligatures w14:val="standardContextual"/>
         </w:rPr>
       </w:pPr>
-      <w:hyperlink w:anchor="_Toc239446361" w:history="1">
+      <w:hyperlink w:anchor="_Toc239453118" w:history="1">
         <w:r>
           <w:rPr>
             <w:rStyle w:val="Hyperlink"/>
@@ -1761,7 +1755,7 @@
             <w:noProof/>
             <w:webHidden/>
           </w:rPr>
-          <w:instrText xml:space="preserve"> PAGEREF _Toc239446361 \h </w:instrText>
+          <w:instrText xml:space="preserve"> PAGEREF _Toc239453118 \h </w:instrText>
         </w:r>
         <w:r>
           <w:rPr>
@@ -1806,7 +1800,7 @@
           <w14:ligatures w14:val="standardContextual"/>
         </w:rPr>
       </w:pPr>
-      <w:hyperlink w:anchor="_Toc239446362" w:history="1">
+      <w:hyperlink w:anchor="_Toc239453119" w:history="1">
         <w:r>
           <w:rPr>
             <w:rStyle w:val="Hyperlink"/>
@@ -1833,7 +1827,7 @@
             <w:noProof/>
             <w:webHidden/>
           </w:rPr>
-          <w:instrText xml:space="preserve"> PAGEREF _Toc239446362 \h </w:instrText>
+          <w:instrText xml:space="preserve"> PAGEREF _Toc239453119 \h </w:instrText>
         </w:r>
         <w:r>
           <w:rPr>
@@ -1878,7 +1872,7 @@
           <w14:ligatures w14:val="standardContextual"/>
         </w:rPr>
       </w:pPr>
-      <w:hyperlink w:anchor="_Toc239446363" w:history="1">
+      <w:hyperlink w:anchor="_Toc239453120" w:history="1">
         <w:r>
           <w:rPr>
             <w:rStyle w:val="Hyperlink"/>
@@ -1905,7 +1899,7 @@
             <w:noProof/>
             <w:webHidden/>
           </w:rPr>
-          <w:instrText xml:space="preserve"> PAGEREF _Toc239446363 \h </w:instrText>
+          <w:instrText xml:space="preserve"> PAGEREF _Toc239453120 \h </w:instrText>
         </w:r>
         <w:r>
           <w:rPr>
@@ -1950,7 +1944,7 @@
           <w14:ligatures w14:val="standardContextual"/>
         </w:rPr>
       </w:pPr>
-      <w:hyperlink w:anchor="_Toc239446364" w:history="1">
+      <w:hyperlink w:anchor="_Toc239453121" w:history="1">
         <w:r>
           <w:rPr>
             <w:rStyle w:val="Hyperlink"/>
@@ -1977,7 +1971,7 @@
             <w:noProof/>
             <w:webHidden/>
           </w:rPr>
-          <w:instrText xml:space="preserve"> PAGEREF _Toc239446364 \h </w:instrText>
+          <w:instrText xml:space="preserve"> PAGEREF _Toc239453121 \h </w:instrText>
         </w:r>
         <w:r>
           <w:rPr>
@@ -2022,7 +2016,7 @@
           <w14:ligatures w14:val="standardContextual"/>
         </w:rPr>
       </w:pPr>
-      <w:hyperlink w:anchor="_Toc239446365" w:history="1">
+      <w:hyperlink w:anchor="_Toc239453122" w:history="1">
         <w:r>
           <w:rPr>
             <w:rStyle w:val="Hyperlink"/>
@@ -2049,7 +2043,7 @@
             <w:noProof/>
             <w:webHidden/>
           </w:rPr>
-          <w:instrText xml:space="preserve"> PAGEREF _Toc239446365 \h </w:instrText>
+          <w:instrText xml:space="preserve"> PAGEREF _Toc239453122 \h </w:instrText>
         </w:r>
         <w:r>
           <w:rPr>
@@ -2094,7 +2088,7 @@
           <w14:ligatures w14:val="standardContextual"/>
         </w:rPr>
       </w:pPr>
-      <w:hyperlink w:anchor="_Toc239446366" w:history="1">
+      <w:hyperlink w:anchor="_Toc239453123" w:history="1">
         <w:r>
           <w:rPr>
             <w:rStyle w:val="Hyperlink"/>
@@ -2121,7 +2115,7 @@
             <w:noProof/>
             <w:webHidden/>
           </w:rPr>
-          <w:instrText xml:space="preserve"> PAGEREF _Toc239446366 \h </w:instrText>
+          <w:instrText xml:space="preserve"> PAGEREF _Toc239453123 \h </w:instrText>
         </w:r>
         <w:r>
           <w:rPr>
@@ -2166,7 +2160,7 @@
           <w14:ligatures w14:val="standardContextual"/>
         </w:rPr>
       </w:pPr>
-      <w:hyperlink w:anchor="_Toc239446367" w:history="1">
+      <w:hyperlink w:anchor="_Toc239453124" w:history="1">
         <w:r>
           <w:rPr>
             <w:rStyle w:val="Hyperlink"/>
@@ -2193,7 +2187,7 @@
             <w:noProof/>
             <w:webHidden/>
           </w:rPr>
-          <w:instrText xml:space="preserve"> PAGEREF _Toc239446367 \h </w:instrText>
+          <w:instrText xml:space="preserve"> PAGEREF _Toc239453124 \h </w:instrText>
         </w:r>
         <w:r>
           <w:rPr>
@@ -2238,7 +2232,7 @@
           <w14:ligatures w14:val="standardContextual"/>
         </w:rPr>
       </w:pPr>
-      <w:hyperlink w:anchor="_Toc239446368" w:history="1">
+      <w:hyperlink w:anchor="_Toc239453125" w:history="1">
         <w:r>
           <w:rPr>
             <w:rStyle w:val="Hyperlink"/>
@@ -2265,7 +2259,7 @@
             <w:noProof/>
             <w:webHidden/>
           </w:rPr>
-          <w:instrText xml:space="preserve"> PAGEREF _Toc239446368 \h </w:instrText>
+          <w:instrText xml:space="preserve"> PAGEREF _Toc239453125 \h </w:instrText>
         </w:r>
         <w:r>
           <w:rPr>
@@ -2310,7 +2304,7 @@
           <w14:ligatures w14:val="standardContextual"/>
         </w:rPr>
       </w:pPr>
-      <w:hyperlink w:anchor="_Toc239446369" w:history="1">
+      <w:hyperlink w:anchor="_Toc239453126" w:history="1">
         <w:r>
           <w:rPr>
             <w:rStyle w:val="Hyperlink"/>
@@ -2337,7 +2331,7 @@
             <w:noProof/>
             <w:webHidden/>
           </w:rPr>
-          <w:instrText xml:space="preserve"> PAGEREF _Toc239446369 \h </w:instrText>
+          <w:instrText xml:space="preserve"> PAGEREF _Toc239453126 \h </w:instrText>
         </w:r>
         <w:r>
           <w:rPr>
@@ -2382,7 +2376,7 @@
           <w14:ligatures w14:val="standardContextual"/>
         </w:rPr>
       </w:pPr>
-      <w:hyperlink w:anchor="_Toc239446370" w:history="1">
+      <w:hyperlink w:anchor="_Toc239453127" w:history="1">
         <w:r>
           <w:rPr>
             <w:rStyle w:val="Hyperlink"/>
@@ -2409,7 +2403,7 @@
             <w:noProof/>
             <w:webHidden/>
           </w:rPr>
-          <w:instrText xml:space="preserve"> PAGEREF _Toc239446370 \h </w:instrText>
+          <w:instrText xml:space="preserve"> PAGEREF _Toc239453127 \h </w:instrText>
         </w:r>
         <w:r>
           <w:rPr>
@@ -2454,7 +2448,7 @@
           <w14:ligatures w14:val="standardContextual"/>
         </w:rPr>
       </w:pPr>
-      <w:hyperlink w:anchor="_Toc239446371" w:history="1">
+      <w:hyperlink w:anchor="_Toc239453128" w:history="1">
         <w:r>
           <w:rPr>
             <w:rStyle w:val="Hyperlink"/>
@@ -2481,7 +2475,7 @@
             <w:noProof/>
             <w:webHidden/>
           </w:rPr>
-          <w:instrText xml:space="preserve"> PAGEREF _Toc239446371 \h </w:instrText>
+          <w:instrText xml:space="preserve"> PAGEREF _Toc239453128 \h </w:instrText>
         </w:r>
         <w:r>
           <w:rPr>
@@ -2526,7 +2520,7 @@
           <w14:ligatures w14:val="standardContextual"/>
         </w:rPr>
       </w:pPr>
-      <w:hyperlink w:anchor="_Toc239446372" w:history="1">
+      <w:hyperlink w:anchor="_Toc239453129" w:history="1">
         <w:r>
           <w:rPr>
             <w:rStyle w:val="Hyperlink"/>
@@ -2553,7 +2547,7 @@
             <w:noProof/>
             <w:webHidden/>
           </w:rPr>
-          <w:instrText xml:space="preserve"> PAGEREF _Toc239446372 \h </w:instrText>
+          <w:instrText xml:space="preserve"> PAGEREF _Toc239453129 \h </w:instrText>
         </w:r>
         <w:r>
           <w:rPr>
@@ -2598,7 +2592,7 @@
           <w14:ligatures w14:val="standardContextual"/>
         </w:rPr>
       </w:pPr>
-      <w:hyperlink w:anchor="_Toc239446373" w:history="1">
+      <w:hyperlink w:anchor="_Toc239453130" w:history="1">
         <w:r>
           <w:rPr>
             <w:rStyle w:val="Hyperlink"/>
@@ -2625,7 +2619,7 @@
             <w:noProof/>
             <w:webHidden/>
           </w:rPr>
-          <w:instrText xml:space="preserve"> PAGEREF _Toc239446373 \h </w:instrText>
+          <w:instrText xml:space="preserve"> PAGEREF _Toc239453130 \h </w:instrText>
         </w:r>
         <w:r>
           <w:rPr>
@@ -2670,7 +2664,7 @@
           <w14:ligatures w14:val="standardContextual"/>
         </w:rPr>
       </w:pPr>
-      <w:hyperlink w:anchor="_Toc239446374" w:history="1">
+      <w:hyperlink w:anchor="_Toc239453131" w:history="1">
         <w:r>
           <w:rPr>
             <w:rStyle w:val="Hyperlink"/>
@@ -2697,7 +2691,7 @@
             <w:noProof/>
             <w:webHidden/>
           </w:rPr>
-          <w:instrText xml:space="preserve"> PAGEREF _Toc239446374 \h </w:instrText>
+          <w:instrText xml:space="preserve"> PAGEREF _Toc239453131 \h </w:instrText>
         </w:r>
         <w:r>
           <w:rPr>
@@ -2742,7 +2736,7 @@
           <w14:ligatures w14:val="standardContextual"/>
         </w:rPr>
       </w:pPr>
-      <w:hyperlink w:anchor="_Toc239446375" w:history="1">
+      <w:hyperlink w:anchor="_Toc239453132" w:history="1">
         <w:r>
           <w:rPr>
             <w:rStyle w:val="Hyperlink"/>
@@ -2769,7 +2763,7 @@
             <w:noProof/>
             <w:webHidden/>
           </w:rPr>
-          <w:instrText xml:space="preserve"> PAGEREF _Toc239446375 \h </w:instrText>
+          <w:instrText xml:space="preserve"> PAGEREF _Toc239453132 \h </w:instrText>
         </w:r>
         <w:r>
           <w:rPr>
@@ -2814,7 +2808,7 @@
           <w14:ligatures w14:val="standardContextual"/>
         </w:rPr>
       </w:pPr>
-      <w:hyperlink w:anchor="_Toc239446376" w:history="1">
+      <w:hyperlink w:anchor="_Toc239453133" w:history="1">
         <w:r>
           <w:rPr>
             <w:rStyle w:val="Hyperlink"/>
@@ -2841,7 +2835,7 @@
             <w:noProof/>
             <w:webHidden/>
           </w:rPr>
-          <w:instrText xml:space="preserve"> PAGEREF _Toc239446376 \h </w:instrText>
+          <w:instrText xml:space="preserve"> PAGEREF _Toc239453133 \h </w:instrText>
         </w:r>
         <w:r>
           <w:rPr>
@@ -2886,7 +2880,7 @@
           <w14:ligatures w14:val="standardContextual"/>
         </w:rPr>
       </w:pPr>
-      <w:hyperlink w:anchor="_Toc239446377" w:history="1">
+      <w:hyperlink w:anchor="_Toc239453134" w:history="1">
         <w:r>
           <w:rPr>
             <w:rStyle w:val="Hyperlink"/>
@@ -2913,7 +2907,7 @@
             <w:noProof/>
             <w:webHidden/>
           </w:rPr>
-          <w:instrText xml:space="preserve"> PAGEREF _Toc239446377 \h </w:instrText>
+          <w:instrText xml:space="preserve"> PAGEREF _Toc239453134 \h </w:instrText>
         </w:r>
         <w:r>
           <w:rPr>
@@ -2958,7 +2952,7 @@
           <w14:ligatures w14:val="standardContextual"/>
         </w:rPr>
       </w:pPr>
-      <w:hyperlink w:anchor="_Toc239446378" w:history="1">
+      <w:hyperlink w:anchor="_Toc239453135" w:history="1">
         <w:r>
           <w:rPr>
             <w:rStyle w:val="Hyperlink"/>
@@ -2985,7 +2979,7 @@
             <w:noProof/>
             <w:webHidden/>
           </w:rPr>
-          <w:instrText xml:space="preserve"> PAGEREF _Toc239446378 \h </w:instrText>
+          <w:instrText xml:space="preserve"> PAGEREF _Toc239453135 \h </w:instrText>
         </w:r>
         <w:r>
           <w:rPr>
@@ -4004,7 +3998,7 @@
       <w:pPr>
         <w:pStyle w:val="Heading1"/>
       </w:pPr>
-      <w:bookmarkStart w:id="0" w:name="_Toc239446358"/>
+      <w:bookmarkStart w:id="0" w:name="_Toc239453115"/>
       <w:r>
         <w:t>1. Introduction</w:t>
       </w:r>
@@ -4014,7 +4008,7 @@
       <w:pPr>
         <w:pStyle w:val="Heading2"/>
       </w:pPr>
-      <w:bookmarkStart w:id="1" w:name="_Toc239446359"/>
+      <w:bookmarkStart w:id="1" w:name="_Toc239453116"/>
       <w:r>
         <w:t>1.1 Document Purpose</w:t>
       </w:r>
@@ -4048,7 +4042,7 @@
       <w:pPr>
         <w:pStyle w:val="Heading2"/>
       </w:pPr>
-      <w:bookmarkStart w:id="2" w:name="_Toc239446360"/>
+      <w:bookmarkStart w:id="2" w:name="_Toc239453117"/>
       <w:r>
         <w:t>1.2 Roles and Responsibilities</w:t>
       </w:r>
@@ -4192,7 +4186,7 @@
               <w:rPr>
                 <w:sz w:val="18"/>
               </w:rPr>
-              <w:t>Analyses and documents the requirements, and builds, tests and delivers the solution. Hands over the source code and the accompanying documentation.</w:t>
+              <w:t>Analyses and documents the requirements, and builds, tests and delivers the solution. Publishes the mobile applications to the stores. Hands over the source code and the accompanying documentation, and supports and maintains the software after handover.</w:t>
             </w:r>
           </w:p>
         </w:tc>
@@ -4207,7 +4201,7 @@
               <w:rPr>
                 <w:sz w:val="18"/>
               </w:rPr>
-              <w:t>Smart Time (support, operations and maintenance)</w:t>
+              <w:t>Smart Time (event management)</w:t>
             </w:r>
           </w:p>
         </w:tc>
@@ -4220,7 +4214,7 @@
               <w:rPr>
                 <w:sz w:val="18"/>
               </w:rPr>
-              <w:t>Owns support, operations and maintenance of the platform after handover. Smart Time already manages the forum's events.</w:t>
+              <w:t>Manages and runs the forum's events officially on behalf of the Ministry of Defense and the Royal Saudi Naval Forces, and operates the platform in service of each edition. Support and maintenance of the software stay with Apexium.</w:t>
             </w:r>
           </w:p>
         </w:tc>
@@ -4286,7 +4280,7 @@
       <w:pPr>
         <w:pStyle w:val="Heading1"/>
       </w:pPr>
-      <w:bookmarkStart w:id="3" w:name="_Toc239446361"/>
+      <w:bookmarkStart w:id="3" w:name="_Toc239453118"/>
       <w:r>
         <w:t>2. Overview</w:t>
       </w:r>
@@ -4296,7 +4290,7 @@
       <w:pPr>
         <w:pStyle w:val="Heading2"/>
       </w:pPr>
-      <w:bookmarkStart w:id="4" w:name="_Toc239446362"/>
+      <w:bookmarkStart w:id="4" w:name="_Toc239453119"/>
       <w:r>
         <w:t>2.1 Problem Description</w:t>
       </w:r>
@@ -4322,7 +4316,7 @@
       <w:pPr>
         <w:pStyle w:val="Heading2"/>
       </w:pPr>
-      <w:bookmarkStart w:id="5" w:name="_Toc239446363"/>
+      <w:bookmarkStart w:id="5" w:name="_Toc239453120"/>
       <w:r>
         <w:t>2.2 Current Situation (As-Is)</w:t>
       </w:r>
@@ -4348,7 +4342,7 @@
       <w:pPr>
         <w:pStyle w:val="Heading2"/>
       </w:pPr>
-      <w:bookmarkStart w:id="6" w:name="_Toc239446364"/>
+      <w:bookmarkStart w:id="6" w:name="_Toc239453121"/>
       <w:r>
         <w:t>2.3 Proposed Solution (To-Be)</w:t>
       </w:r>
@@ -4382,7 +4376,7 @@
       <w:pPr>
         <w:pStyle w:val="Heading3"/>
       </w:pPr>
-      <w:bookmarkStart w:id="7" w:name="_Toc239446365"/>
+      <w:bookmarkStart w:id="7" w:name="_Toc239453122"/>
       <w:r>
         <w:t>2.3.1 Objectives and Key Benefits</w:t>
       </w:r>
@@ -4407,6 +4401,7 @@
         <w:rPr>
           <w:sz w:val="20"/>
         </w:rPr>
+        <w:lastRenderedPageBreak/>
         <w:t>Hold the data of all editions in a single central location, with each edition's archive controlled from the Control Panel.</w:t>
       </w:r>
     </w:p>
@@ -4418,7 +4413,6 @@
         <w:rPr>
           <w:sz w:val="20"/>
         </w:rPr>
-        <w:lastRenderedPageBreak/>
         <w:t>Build on a modern technology stack and embed AI and emerging technologies: the cognitive assistant, AI session summaries, AI filtering of attendee questions, post-session subtitle translation, and smart recommendations.</w:t>
       </w:r>
     </w:p>
@@ -4492,7 +4486,7 @@
       <w:pPr>
         <w:pStyle w:val="Heading3"/>
       </w:pPr>
-      <w:bookmarkStart w:id="8" w:name="_Toc239446366"/>
+      <w:bookmarkStart w:id="8" w:name="_Toc239453123"/>
       <w:r>
         <w:t>2.3.2 Scope</w:t>
       </w:r>
@@ -4612,7 +4606,7 @@
       <w:pPr>
         <w:pStyle w:val="Heading3"/>
       </w:pPr>
-      <w:bookmarkStart w:id="9" w:name="_Toc239446367"/>
+      <w:bookmarkStart w:id="9" w:name="_Toc239453124"/>
       <w:r>
         <w:t>2.3.3 Out of Scope</w:t>
       </w:r>
@@ -4692,6 +4686,7 @@
         <w:rPr>
           <w:sz w:val="20"/>
         </w:rPr>
+        <w:lastRenderedPageBreak/>
         <w:t>The visual design of the mobile app. The external UI/UX designer supplies it.</w:t>
       </w:r>
     </w:p>
@@ -4703,7 +4698,6 @@
         <w:rPr>
           <w:sz w:val="20"/>
         </w:rPr>
-        <w:lastRenderedPageBreak/>
         <w:t>Procuring the hardware, the network and the physical infrastructure of the venue. This sits outside the software scope.</w:t>
       </w:r>
     </w:p>
@@ -4711,7 +4705,7 @@
       <w:pPr>
         <w:pStyle w:val="Heading1"/>
       </w:pPr>
-      <w:bookmarkStart w:id="10" w:name="_Toc239446368"/>
+      <w:bookmarkStart w:id="10" w:name="_Toc239453125"/>
       <w:r>
         <w:t>3. Business Process</w:t>
       </w:r>
@@ -4980,7 +4974,7 @@
       <w:pPr>
         <w:pStyle w:val="Heading1"/>
       </w:pPr>
-      <w:bookmarkStart w:id="11" w:name="_Toc239446369"/>
+      <w:bookmarkStart w:id="11" w:name="_Toc239453126"/>
       <w:r>
         <w:t>4. System Roles</w:t>
       </w:r>
@@ -5385,7 +5379,7 @@
       <w:pPr>
         <w:pStyle w:val="Heading1"/>
       </w:pPr>
-      <w:bookmarkStart w:id="12" w:name="_Toc239446370"/>
+      <w:bookmarkStart w:id="12" w:name="_Toc239453127"/>
       <w:r>
         <w:lastRenderedPageBreak/>
         <w:t>5. System Requirements</w:t>
@@ -5397,20 +5391,14 @@
         <w:rPr>
           <w:sz w:val="20"/>
         </w:rPr>
-        <w:t>This section is the contract the system is built and accepted against. It carries 132 numbered requirements: 14 business rules, 90 user requirements, 16 operational requirements and 12 non-functional requirements. Every identifier is stable, and the Solution Design Document traces each one to the module that implements it and to its verification method. Four requirements are withdrawn: BR-08, FR-706, FR-707 and FR-807. Their rows are retained so that no identifier is ever reused and the traceability stays c</w:t>
-      </w:r>
-      <w:r>
-        <w:rPr>
-          <w:sz w:val="20"/>
-        </w:rPr>
-        <w:t>omplete.</w:t>
+        <w:t>This section is the contract the system is built and accepted against. It carries 132 numbered requirements: 14 business rules, 90 user requirements, 16 operational requirements and 12 non-functional requirements. Every identifier is stable, and the Solution Design Document traces each one to the module that implements it and to its verification method. Four requirements are withdrawn: BR-08, FR-706, FR-707 and FR-807. Their rows are retained so that no identifier is ever reused and the traceability stays complete.</w:t>
       </w:r>
     </w:p>
     <w:p>
       <w:pPr>
         <w:pStyle w:val="Heading2"/>
       </w:pPr>
-      <w:bookmarkStart w:id="13" w:name="_Toc239446371"/>
+      <w:bookmarkStart w:id="13" w:name="_Toc239453128"/>
       <w:r>
         <w:t>5.1 Business Rules</w:t>
       </w:r>
@@ -5856,7 +5844,7 @@
       <w:pPr>
         <w:pStyle w:val="Heading2"/>
       </w:pPr>
-      <w:bookmarkStart w:id="14" w:name="_Toc239446372"/>
+      <w:bookmarkStart w:id="14" w:name="_Toc239453129"/>
       <w:r>
         <w:t>5.2 User Requirements</w:t>
       </w:r>
@@ -6764,13 +6752,7 @@
               <w:rPr>
                 <w:sz w:val="18"/>
               </w:rPr>
-              <w:t>The system shall capture a facial photograph of the registrant through a guided live capture in the mobile application, which asks the registrant to smile and to turn their head, and shall verify on the server that the captured image contains a human face before accepting it. The photograph is required for a male audience registrant and is offered to a female registrant without being required of her. The verification is a presence test only: the system performs no facial recognition, stores no biometric tem</w:t>
-            </w:r>
-            <w:r>
-              <w:rPr>
-                <w:sz w:val="18"/>
-              </w:rPr>
-              <w:t>plate, and matches no face against any other face or register.</w:t>
+              <w:t>The system shall capture a facial photograph of the registrant through a guided live capture in the mobile application, which asks the registrant to smile and to turn their head, and shall verify on the server that the captured image contains a human face before accepting it. The photograph is required for a male audience registrant and is offered to a female registrant without being required of her. The verification is a presence test only: the system performs no facial recognition, stores no biometric template, and matches no face against any other face or register.</w:t>
             </w:r>
           </w:p>
         </w:tc>
@@ -10870,7 +10852,7 @@
       <w:pPr>
         <w:pStyle w:val="Heading2"/>
       </w:pPr>
-      <w:bookmarkStart w:id="15" w:name="_Toc239446373"/>
+      <w:bookmarkStart w:id="15" w:name="_Toc239453130"/>
       <w:r>
         <w:t>5.3 Operational Requirements</w:t>
       </w:r>
@@ -11372,7 +11354,7 @@
       <w:pPr>
         <w:pStyle w:val="Heading2"/>
       </w:pPr>
-      <w:bookmarkStart w:id="16" w:name="_Toc239446374"/>
+      <w:bookmarkStart w:id="16" w:name="_Toc239453131"/>
       <w:r>
         <w:t>5.4 Non-Functional Requirements</w:t>
       </w:r>
@@ -11556,13 +11538,7 @@
               <w:rPr>
                 <w:sz w:val="18"/>
               </w:rPr>
-              <w:t>Availability. The system shall stay available throughout the forum, with health checks, a reverse proxy, and a retained last known-good build for rollback. The committed availability is 99.9 percent across the three forum days and 99.5 percent outside the event window. The recovery point objective is zero for the databases, which run in a synchronous-commit Availability Group, and 15 minutes for the object store. The recovery time objective is 5 minutes for the failure of a node or a database, and 4 hours f</w:t>
-            </w:r>
-            <w:r>
-              <w:rPr>
-                <w:sz w:val="18"/>
-              </w:rPr>
-              <w:t>or the loss of the HSA zone.</w:t>
+              <w:t>Availability. The system shall stay available throughout the forum, with health checks, a reverse proxy, and a retained last known-good build for rollback. The committed availability is 99.9 percent across the three forum days and 99.5 percent outside the event window. The recovery point objective is zero for the databases, which run in a synchronous-commit Availability Group, and 15 minutes for the object store. The recovery time objective is 5 minutes for the failure of a node or a database, and 4 hours for the loss of the HSA zone.</w:t>
             </w:r>
           </w:p>
         </w:tc>
@@ -11776,7 +11752,7 @@
       <w:pPr>
         <w:pStyle w:val="Heading2"/>
       </w:pPr>
-      <w:bookmarkStart w:id="17" w:name="_Toc239446375"/>
+      <w:bookmarkStart w:id="17" w:name="_Toc239453132"/>
       <w:r>
         <w:t>5.5 Constraints</w:t>
       </w:r>
@@ -11885,7 +11861,7 @@
       <w:pPr>
         <w:pStyle w:val="Heading2"/>
       </w:pPr>
-      <w:bookmarkStart w:id="18" w:name="_Toc239446376"/>
+      <w:bookmarkStart w:id="18" w:name="_Toc239453133"/>
       <w:r>
         <w:t>5.6 Assumptions</w:t>
       </w:r>
@@ -11928,7 +11904,7 @@
       <w:pPr>
         <w:pStyle w:val="Heading2"/>
       </w:pPr>
-      <w:bookmarkStart w:id="19" w:name="_Toc239446377"/>
+      <w:bookmarkStart w:id="19" w:name="_Toc239453134"/>
       <w:r>
         <w:t>5.7 Open Items</w:t>
       </w:r>
@@ -12169,7 +12145,7 @@
       <w:pPr>
         <w:pStyle w:val="Heading1"/>
       </w:pPr>
-      <w:bookmarkStart w:id="20" w:name="_Toc239446378"/>
+      <w:bookmarkStart w:id="20" w:name="_Toc239453135"/>
       <w:r>
         <w:lastRenderedPageBreak/>
         <w:t>6. Attachments</w:t>
